--- a/2nd year/ЛЕХА/отчет лб 7.docx
+++ b/2nd year/ЛЕХА/отчет лб 7.docx
@@ -378,23 +378,7 @@
           <w:sz w:val="28"/>
           <w:szCs w:val="28"/>
         </w:rPr>
-        <w:t xml:space="preserve">24кир2 </w:t>
-      </w:r>
-      <w:proofErr w:type="spellStart"/>
-      <w:r>
-        <w:rPr>
-          <w:sz w:val="28"/>
-          <w:szCs w:val="28"/>
-        </w:rPr>
-        <w:t>Суетов</w:t>
-      </w:r>
-      <w:proofErr w:type="spellEnd"/>
-      <w:r>
-        <w:rPr>
-          <w:sz w:val="28"/>
-          <w:szCs w:val="28"/>
-        </w:rPr>
-        <w:t xml:space="preserve"> К.В.</w:t>
+        <w:t>24кир2 Суетов К.В.</w:t>
       </w:r>
     </w:p>
     <w:p>
@@ -420,17 +404,8 @@
           <w:sz w:val="28"/>
           <w:szCs w:val="28"/>
         </w:rPr>
-        <w:t xml:space="preserve">Шилов </w:t>
-      </w:r>
-      <w:proofErr w:type="spellStart"/>
-      <w:r>
-        <w:rPr>
-          <w:sz w:val="28"/>
-          <w:szCs w:val="28"/>
-        </w:rPr>
-        <w:t>А.Юю</w:t>
-      </w:r>
-      <w:proofErr w:type="spellEnd"/>
+        <w:t>Шилов А.Юю</w:t>
+      </w:r>
     </w:p>
     <w:p>
       <w:pPr>
@@ -634,39 +609,7 @@
           <w:lang w:val="en-US"/>
         </w:rPr>
         <w:br/>
-        <w:t xml:space="preserve">static int </w:t>
-      </w:r>
-      <w:proofErr w:type="spellStart"/>
-      <w:r>
-        <w:rPr>
-          <w:szCs w:val="28"/>
-          <w:lang w:val="en-US"/>
-        </w:rPr>
-        <w:t>FindMin</w:t>
-      </w:r>
-      <w:proofErr w:type="spellEnd"/>
-      <w:r>
-        <w:rPr>
-          <w:szCs w:val="28"/>
-          <w:lang w:val="en-US"/>
-        </w:rPr>
-        <w:t xml:space="preserve">(int[] </w:t>
-      </w:r>
-      <w:proofErr w:type="spellStart"/>
-      <w:r>
-        <w:rPr>
-          <w:szCs w:val="28"/>
-          <w:lang w:val="en-US"/>
-        </w:rPr>
-        <w:t>arr</w:t>
-      </w:r>
-      <w:proofErr w:type="spellEnd"/>
-      <w:r>
-        <w:rPr>
-          <w:szCs w:val="28"/>
-          <w:lang w:val="en-US"/>
-        </w:rPr>
-        <w:t>, int index)</w:t>
+        <w:t>static int FindMin(int[] arr, int index)</w:t>
       </w:r>
       <w:r>
         <w:rPr>
@@ -682,23 +625,22 @@
           <w:lang w:val="en-US"/>
         </w:rPr>
         <w:br/>
-        <w:t xml:space="preserve">if (index == </w:t>
-      </w:r>
-      <w:proofErr w:type="spellStart"/>
+        <w:t>if (index == arr.Length - 1)</w:t>
+      </w:r>
       <w:r>
         <w:rPr>
           <w:szCs w:val="28"/>
           <w:lang w:val="en-US"/>
         </w:rPr>
-        <w:t>arr.Length</w:t>
-      </w:r>
-      <w:proofErr w:type="spellEnd"/>
+        <w:br/>
+        <w:t>return arr[index];</w:t>
+      </w:r>
       <w:r>
         <w:rPr>
           <w:szCs w:val="28"/>
           <w:lang w:val="en-US"/>
         </w:rPr>
-        <w:t xml:space="preserve"> - 1)</w:t>
+        <w:br/>
       </w:r>
       <w:r>
         <w:rPr>
@@ -706,158 +648,15 @@
           <w:lang w:val="en-US"/>
         </w:rPr>
         <w:br/>
-        <w:t xml:space="preserve">return </w:t>
-      </w:r>
-      <w:proofErr w:type="spellStart"/>
+        <w:t>int minOfRest = FindMin(arr, index + 1);</w:t>
+      </w:r>
       <w:r>
         <w:rPr>
           <w:szCs w:val="28"/>
           <w:lang w:val="en-US"/>
         </w:rPr>
-        <w:t>arr</w:t>
-      </w:r>
-      <w:proofErr w:type="spellEnd"/>
-      <w:r>
-        <w:rPr>
-          <w:szCs w:val="28"/>
-          <w:lang w:val="en-US"/>
-        </w:rPr>
-        <w:t>[index];</w:t>
-      </w:r>
-      <w:r>
-        <w:rPr>
-          <w:szCs w:val="28"/>
-          <w:lang w:val="en-US"/>
-        </w:rPr>
         <w:br/>
-      </w:r>
-      <w:r>
-        <w:rPr>
-          <w:szCs w:val="28"/>
-          <w:lang w:val="en-US"/>
-        </w:rPr>
-        <w:br/>
-        <w:t xml:space="preserve">int </w:t>
-      </w:r>
-      <w:proofErr w:type="spellStart"/>
-      <w:r>
-        <w:rPr>
-          <w:szCs w:val="28"/>
-          <w:lang w:val="en-US"/>
-        </w:rPr>
-        <w:t>minOfRest</w:t>
-      </w:r>
-      <w:proofErr w:type="spellEnd"/>
-      <w:r>
-        <w:rPr>
-          <w:szCs w:val="28"/>
-          <w:lang w:val="en-US"/>
-        </w:rPr>
-        <w:t xml:space="preserve"> = </w:t>
-      </w:r>
-      <w:proofErr w:type="spellStart"/>
-      <w:r>
-        <w:rPr>
-          <w:szCs w:val="28"/>
-          <w:lang w:val="en-US"/>
-        </w:rPr>
-        <w:t>FindMin</w:t>
-      </w:r>
-      <w:proofErr w:type="spellEnd"/>
-      <w:r>
-        <w:rPr>
-          <w:szCs w:val="28"/>
-          <w:lang w:val="en-US"/>
-        </w:rPr>
-        <w:t>(</w:t>
-      </w:r>
-      <w:proofErr w:type="spellStart"/>
-      <w:r>
-        <w:rPr>
-          <w:szCs w:val="28"/>
-          <w:lang w:val="en-US"/>
-        </w:rPr>
-        <w:t>arr</w:t>
-      </w:r>
-      <w:proofErr w:type="spellEnd"/>
-      <w:r>
-        <w:rPr>
-          <w:szCs w:val="28"/>
-          <w:lang w:val="en-US"/>
-        </w:rPr>
-        <w:t>, index + 1);</w:t>
-      </w:r>
-      <w:r>
-        <w:rPr>
-          <w:szCs w:val="28"/>
-          <w:lang w:val="en-US"/>
-        </w:rPr>
-        <w:br/>
-        <w:t xml:space="preserve">return </w:t>
-      </w:r>
-      <w:proofErr w:type="spellStart"/>
-      <w:r>
-        <w:rPr>
-          <w:szCs w:val="28"/>
-          <w:lang w:val="en-US"/>
-        </w:rPr>
-        <w:t>arr</w:t>
-      </w:r>
-      <w:proofErr w:type="spellEnd"/>
-      <w:r>
-        <w:rPr>
-          <w:szCs w:val="28"/>
-          <w:lang w:val="en-US"/>
-        </w:rPr>
-        <w:t xml:space="preserve">[index] &lt; </w:t>
-      </w:r>
-      <w:proofErr w:type="spellStart"/>
-      <w:r>
-        <w:rPr>
-          <w:szCs w:val="28"/>
-          <w:lang w:val="en-US"/>
-        </w:rPr>
-        <w:t>minOfRest</w:t>
-      </w:r>
-      <w:proofErr w:type="spellEnd"/>
-      <w:r>
-        <w:rPr>
-          <w:szCs w:val="28"/>
-          <w:lang w:val="en-US"/>
-        </w:rPr>
-        <w:t xml:space="preserve"> ? </w:t>
-      </w:r>
-      <w:proofErr w:type="spellStart"/>
-      <w:r>
-        <w:rPr>
-          <w:szCs w:val="28"/>
-          <w:lang w:val="en-US"/>
-        </w:rPr>
-        <w:t>arr</w:t>
-      </w:r>
-      <w:proofErr w:type="spellEnd"/>
-      <w:r>
-        <w:rPr>
-          <w:szCs w:val="28"/>
-          <w:lang w:val="en-US"/>
-        </w:rPr>
-        <w:t xml:space="preserve">[index] : </w:t>
-      </w:r>
-      <w:proofErr w:type="spellStart"/>
-      <w:r>
-        <w:rPr>
-          <w:szCs w:val="28"/>
-          <w:lang w:val="en-US"/>
-        </w:rPr>
-        <w:t>minOfRest</w:t>
-      </w:r>
-      <w:proofErr w:type="spellEnd"/>
-      <w:r>
-        <w:rPr>
-          <w:szCs w:val="28"/>
-          <w:lang w:val="en-US"/>
-        </w:rPr>
-        <w:t>;</w:t>
+        <w:t>return arr[index] &lt; minOfRest ? arr[index] : minOfRest;</w:t>
       </w:r>
       <w:r>
         <w:rPr>
@@ -904,46 +703,15 @@
           <w:lang w:val="en-US"/>
         </w:rPr>
         <w:br/>
-        <w:t xml:space="preserve">int min = </w:t>
-      </w:r>
-      <w:proofErr w:type="spellStart"/>
+        <w:t>int min = FindMin(array, 0);</w:t>
+      </w:r>
       <w:r>
         <w:rPr>
           <w:szCs w:val="28"/>
           <w:lang w:val="en-US"/>
         </w:rPr>
-        <w:t>FindMin</w:t>
-      </w:r>
-      <w:proofErr w:type="spellEnd"/>
-      <w:r>
-        <w:rPr>
-          <w:szCs w:val="28"/>
-          <w:lang w:val="en-US"/>
-        </w:rPr>
-        <w:t>(array, 0);</w:t>
-      </w:r>
-      <w:r>
-        <w:rPr>
-          <w:szCs w:val="28"/>
-          <w:lang w:val="en-US"/>
-        </w:rPr>
         <w:br/>
-      </w:r>
-      <w:proofErr w:type="spellStart"/>
-      <w:r>
-        <w:rPr>
-          <w:szCs w:val="28"/>
-          <w:lang w:val="en-US"/>
-        </w:rPr>
-        <w:t>Console.WriteLine</w:t>
-      </w:r>
-      <w:proofErr w:type="spellEnd"/>
-      <w:r>
-        <w:rPr>
-          <w:szCs w:val="28"/>
-          <w:lang w:val="en-US"/>
-        </w:rPr>
-        <w:t>($"</w:t>
+        <w:t>Console.WriteLine($"</w:t>
       </w:r>
       <w:r>
         <w:rPr>
@@ -1008,15 +776,13 @@
       </w:pPr>
       <w:r>
         <w:rPr>
-          <w:noProof/>
-          <w:szCs w:val="28"/>
-          <w:lang w:val="en-US"/>
+          <w:szCs w:val="28"/>
         </w:rPr>
         <w:drawing>
-          <wp:inline distT="0" distB="0" distL="0" distR="0" wp14:anchorId="5F9B6EC8" wp14:editId="68F5E710">
-            <wp:extent cx="2314898" cy="666843"/>
-            <wp:effectExtent l="0" t="0" r="9525" b="0"/>
-            <wp:docPr id="1417683616" name="Рисунок 1"/>
+          <wp:inline distT="0" distB="0" distL="0" distR="0" wp14:anchorId="4C9428FA" wp14:editId="51F9588C">
+            <wp:extent cx="5940425" cy="3341370"/>
+            <wp:effectExtent l="0" t="0" r="3175" b="0"/>
+            <wp:docPr id="102927045" name="Рисунок 1"/>
             <wp:cNvGraphicFramePr>
               <a:graphicFrameLocks xmlns:a="http://schemas.openxmlformats.org/drawingml/2006/main" noChangeAspect="1"/>
             </wp:cNvGraphicFramePr>
@@ -1024,7 +790,7 @@
               <a:graphicData uri="http://schemas.openxmlformats.org/drawingml/2006/picture">
                 <pic:pic xmlns:pic="http://schemas.openxmlformats.org/drawingml/2006/picture">
                   <pic:nvPicPr>
-                    <pic:cNvPr id="1417683616" name=""/>
+                    <pic:cNvPr id="102927045" name=""/>
                     <pic:cNvPicPr/>
                   </pic:nvPicPr>
                   <pic:blipFill>
@@ -1036,7 +802,7 @@
                   <pic:spPr>
                     <a:xfrm>
                       <a:off x="0" y="0"/>
-                      <a:ext cx="2314898" cy="666843"/>
+                      <a:ext cx="5940425" cy="3341370"/>
                     </a:xfrm>
                     <a:prstGeom prst="rect">
                       <a:avLst/>
@@ -1090,6 +856,12 @@
           <w:szCs w:val="28"/>
         </w:rPr>
         <w:br/>
+      </w:r>
+      <w:r>
+        <w:rPr>
+          <w:szCs w:val="28"/>
+        </w:rPr>
+        <w:lastRenderedPageBreak/>
         <w:t>2. Чем опасна слишком глубокая рекурсия?</w:t>
       </w:r>
       <w:r>
@@ -1097,21 +869,7 @@
           <w:szCs w:val="28"/>
         </w:rPr>
         <w:br/>
-        <w:t>Может произойти переполнение стека (</w:t>
-      </w:r>
-      <w:proofErr w:type="spellStart"/>
-      <w:r>
-        <w:rPr>
-          <w:szCs w:val="28"/>
-        </w:rPr>
-        <w:t>StackOverflowException</w:t>
-      </w:r>
-      <w:proofErr w:type="spellEnd"/>
-      <w:r>
-        <w:rPr>
-          <w:szCs w:val="28"/>
-        </w:rPr>
-        <w:t>), так как каждый вызов занимает память в стеке, и его размер ограничен.</w:t>
+        <w:t>Может произойти переполнение стека (StackOverflowException), так как каждый вызов занимает память в стеке, и его размер ограничен.</w:t>
       </w:r>
       <w:r>
         <w:rPr>
@@ -3212,6 +2970,7 @@
   <w:style w:type="character" w:default="1" w:styleId="a0">
     <w:name w:val="Default Paragraph Font"/>
     <w:uiPriority w:val="1"/>
+    <w:semiHidden/>
     <w:unhideWhenUsed/>
   </w:style>
   <w:style w:type="table" w:default="1" w:styleId="a1">
